--- a/story-revised/CoG - Chapter 6 Scenario C.docx
+++ b/story-revised/CoG - Chapter 6 Scenario C.docx
@@ -913,6 +913,10 @@
       <w:r>
         <w:t>The blade lowered.</w:t>
       </w:r>
+      <w:r>
+        <w:br/>
+        <w:t>[[END: DA_ALLY (former)]]</w:t>
+      </w:r>
     </w:p>
     <w:p/>
     <w:p>
@@ -995,11 +999,7 @@
         <w:t>→ FLOWS TO: Chapter 7, State Y (The Fractured Psyche)</w:t>
       </w:r>
     </w:p>
-    <w:p>
-      <w:r>
-        <w:t>[[END: DA_ALLY (former)]]</w:t>
-      </w:r>
-    </w:p>
+    <w:p/>
     <w:sectPr>
       <w:pgSz w:w="12240" w:h="15840"/>
       <w:pgMar w:top="1440" w:right="1800" w:bottom="1440" w:left="1800" w:header="720" w:footer="720" w:gutter="0"/>

--- a/story-revised/CoG - Chapter 6 Scenario C.docx
+++ b/story-revised/CoG - Chapter 6 Scenario C.docx
@@ -913,10 +913,6 @@
       <w:r>
         <w:t>The blade lowered.</w:t>
       </w:r>
-      <w:r>
-        <w:br/>
-        <w:t>[[END: DA_ALLY (former)]]</w:t>
-      </w:r>
     </w:p>
     <w:p/>
     <w:p>
@@ -999,7 +995,11 @@
         <w:t>→ FLOWS TO: Chapter 7, State Y (The Fractured Psyche)</w:t>
       </w:r>
     </w:p>
-    <w:p/>
+    <w:p>
+      <w:r>
+        <w:t>[[END: DA_ALLY (former)]]</w:t>
+      </w:r>
+    </w:p>
     <w:sectPr>
       <w:pgSz w:w="12240" w:h="15840"/>
       <w:pgMar w:top="1440" w:right="1800" w:bottom="1440" w:left="1800" w:header="720" w:footer="720" w:gutter="0"/>
